--- a/india_monitor_data/rag/documents/Strike_Intelligence/Multimodal___Logistics_Playbook.docx
+++ b/india_monitor_data/rag/documents/Strike_Intelligence/Multimodal___Logistics_Playbook.docx
@@ -13,7 +13,7 @@
     </w:p>
     <w:p>
       <w:r>
-        <w:t>Report Generated: 2026-09-08 14:22:28</w:t>
+        <w:t>Report Generated: 2026-09-09 16:49:43</w:t>
       </w:r>
     </w:p>
     <w:p>
@@ -23,7 +23,7 @@
     </w:p>
     <w:p>
       <w:r>
-        <w:t>Total Disruption Incidents Monitored: 33</w:t>
+        <w:t>Total Disruption Incidents Monitored: 39</w:t>
       </w:r>
     </w:p>
     <w:p>
@@ -52,7 +52,7 @@
         <w:rPr>
           <w:b/>
         </w:rPr>
-        <w:t>Incident #1: Low river levels disrupt logistics for Illinois harvesting - myjournalcourier.com</w:t>
+        <w:t>Incident #1: Trucks stuck at Busia as cargo scanner breaks down - monitor.co.ug</w:t>
         <w:br/>
       </w:r>
       <w:r>
@@ -69,24 +69,7 @@
         <w:rPr>
           <w:b/>
         </w:rPr>
-        <w:t>Incident #2: Asia container freight faces delays due to typhoon, tight capacity - India Shipping News</w:t>
-        <w:br/>
-      </w:r>
-      <w:r>
-        <w:t>• Location / Hub: India (India) | Severity: MEDIUM</w:t>
-        <w:br/>
-      </w:r>
-      <w:r>
-        <w:t>• Published: None | Source: Unknown</w:t>
-        <w:br/>
-      </w:r>
-    </w:p>
-    <w:p>
-      <w:r>
-        <w:rPr>
-          <w:b/>
-        </w:rPr>
-        <w:t>Incident #3: The longer the shutdown lasts, the greater the risk of cargo backups at Texas ports - Houston Public Media</w:t>
+        <w:t>Incident #2: The longer the shutdown lasts, the greater the risk of cargo backups at Texas ports - houstonpublicmedia.org</w:t>
         <w:br/>
       </w:r>
       <w:r>
@@ -103,7 +86,24 @@
         <w:rPr>
           <w:b/>
         </w:rPr>
-        <w:t>Incident #4: Trucks stuck at Busia as cargo scanner breaks down - Daily Monitor</w:t>
+        <w:t>Incident #3: How Hurricane Beryl is impacting logistics operations in Houston - Supply Chain Dive</w:t>
+        <w:br/>
+      </w:r>
+      <w:r>
+        <w:t>• Location / Hub: Global (Global) | Severity: MEDIUM</w:t>
+        <w:br/>
+      </w:r>
+      <w:r>
+        <w:t>• Published: None | Source: Unknown</w:t>
+        <w:br/>
+      </w:r>
+    </w:p>
+    <w:p>
+      <w:r>
+        <w:rPr>
+          <w:b/>
+        </w:rPr>
+        <w:t>Incident #4: 'Utter devastation': NTSB investigation underway after Amazon cargo plane crash leaves 5 dead, 5 injured - abcnews.com</w:t>
         <w:br/>
       </w:r>
       <w:r>
@@ -120,41 +120,7 @@
         <w:rPr>
           <w:b/>
         </w:rPr>
-        <w:t>Incident #5: Industry warns blockade at Coutts threatens supply chain to U.S. - calgaryherald.com</w:t>
-        <w:br/>
-      </w:r>
-      <w:r>
-        <w:t>• Location / Hub: Global (Global) | Severity: MEDIUM</w:t>
-        <w:br/>
-      </w:r>
-      <w:r>
-        <w:t>• Published: None | Source: Unknown</w:t>
-        <w:br/>
-      </w:r>
-    </w:p>
-    <w:p>
-      <w:r>
-        <w:rPr>
-          <w:b/>
-        </w:rPr>
-        <w:t>Incident #6: Intermodal delays hit US–Mexico freight flow - porttechnology.org</w:t>
-        <w:br/>
-      </w:r>
-      <w:r>
-        <w:t>• Location / Hub: United States (United States) | Severity: MEDIUM</w:t>
-        <w:br/>
-      </w:r>
-      <w:r>
-        <w:t>• Published: None | Source: Unknown</w:t>
-        <w:br/>
-      </w:r>
-    </w:p>
-    <w:p>
-      <w:r>
-        <w:rPr>
-          <w:b/>
-        </w:rPr>
-        <w:t>Incident #7: 'Utter devastation': NTSB investigation underway after Amazon cargo plane crash leaves 5 dead, 5 injured - ABC News - Breaking News, Latest News and Videos</w:t>
+        <w:t>Incident #5: 5 dead, 5 injured after Amazon cargo plane overruns runway in Miami, striking multiple vehicles - cnn.com</w:t>
         <w:br/>
       </w:r>
       <w:r>
@@ -171,11 +137,45 @@
         <w:rPr>
           <w:b/>
         </w:rPr>
-        <w:t>Incident #8: Investigators begin work on why cargo plane overran Miami runway - BBC</w:t>
+        <w:t>Incident #6: Congested Chinese Ports Cause Supply Chain Operation Issues - supplychaindigital.com</w:t>
+        <w:br/>
+      </w:r>
+      <w:r>
+        <w:t>• Location / Hub: China (China) | Severity: LOW</w:t>
+        <w:br/>
+      </w:r>
+      <w:r>
+        <w:t>• Published: None | Source: Unknown</w:t>
+        <w:br/>
+      </w:r>
+    </w:p>
+    <w:p>
+      <w:r>
+        <w:rPr>
+          <w:b/>
+        </w:rPr>
+        <w:t>Incident #7: Low river levels disrupt logistics for Illinois harvesting - myjournalcourier.com</w:t>
         <w:br/>
       </w:r>
       <w:r>
         <w:t>• Location / Hub: Global (Global) | Severity: LOW</w:t>
+        <w:br/>
+      </w:r>
+      <w:r>
+        <w:t>• Published: None | Source: Unknown</w:t>
+        <w:br/>
+      </w:r>
+    </w:p>
+    <w:p>
+      <w:r>
+        <w:rPr>
+          <w:b/>
+        </w:rPr>
+        <w:t>Incident #8: Asia container freight faces delays due to typhoon, tight capacity - India Shipping News</w:t>
+        <w:br/>
+      </w:r>
+      <w:r>
+        <w:t>• Location / Hub: India (India) | Severity: MEDIUM</w:t>
         <w:br/>
       </w:r>
       <w:r>
